--- a/tillsyn/A 3285-2019 tillsynsbegäran.docx
+++ b/tillsyn/A 3285-2019 tillsynsbegäran.docx
@@ -297,7 +297,7 @@
     <w:r>
       <w:tab/>
       <w:tab/>
-      <w:t>2024-02-15</w:t>
+      <w:t>2024-02-16</w:t>
       <w:br/>
       <w:br/>
     </w:r>

--- a/tillsyn/A 3285-2019 tillsynsbegäran.docx
+++ b/tillsyn/A 3285-2019 tillsynsbegäran.docx
@@ -297,7 +297,7 @@
     <w:r>
       <w:tab/>
       <w:tab/>
-      <w:t>2024-02-16</w:t>
+      <w:t>2024-02-19</w:t>
       <w:br/>
       <w:br/>
     </w:r>

--- a/tillsyn/A 3285-2019 tillsynsbegäran.docx
+++ b/tillsyn/A 3285-2019 tillsynsbegäran.docx
@@ -297,7 +297,7 @@
     <w:r>
       <w:tab/>
       <w:tab/>
-      <w:t>2024-02-19</w:t>
+      <w:t>2024-02-21</w:t>
       <w:br/>
       <w:br/>
     </w:r>

--- a/tillsyn/A 3285-2019 tillsynsbegäran.docx
+++ b/tillsyn/A 3285-2019 tillsynsbegäran.docx
@@ -297,7 +297,7 @@
     <w:r>
       <w:tab/>
       <w:tab/>
-      <w:t>2024-02-21</w:t>
+      <w:t>2024-02-22</w:t>
       <w:br/>
       <w:br/>
     </w:r>

--- a/tillsyn/A 3285-2019 tillsynsbegäran.docx
+++ b/tillsyn/A 3285-2019 tillsynsbegäran.docx
@@ -297,7 +297,7 @@
     <w:r>
       <w:tab/>
       <w:tab/>
-      <w:t>2024-02-22</w:t>
+      <w:t>2024-02-23</w:t>
       <w:br/>
       <w:br/>
     </w:r>

--- a/tillsyn/A 3285-2019 tillsynsbegäran.docx
+++ b/tillsyn/A 3285-2019 tillsynsbegäran.docx
@@ -102,13 +102,9 @@
       <w:r>
         <w:t>Följande fridlysta arter har sina livsmiljöer och växtplatser i den avverkningsanmälda skogen: grönfink (EN, §4), spillkråka (NT, §4) och vanlig snok (§6).</w:t>
       </w:r>
-      <w:r>
-        <w:t xml:space="preserve"> I BILAGA 1 finns information om ekologi samt krav på livsmiljö hos fridlysta arter.</w:t>
-      </w:r>
     </w:p>
     <w:p>
       <w:r>
-        <w:br/>
         <w:t xml:space="preserve">Observera att medlemsländerna är skyldiga att agera i enlighet med EU:s fågeldirektiv där det uttryckligen står att direktivet gäller för fåglar samt för deras ägg, bon och </w:t>
       </w:r>
       <w:r>
@@ -119,6 +115,22 @@
       </w:r>
       <w:r>
         <w:t>(artikel 1). Vidare att de åtgärder som vidtas inte får leda till en försämring av den nuvarande situationen beträffande bevarandet av de fågelarter som avses i artikel 1 (artikel 13). Fågeldirektivet är styrande för tillsynsansvariga myndigheters ärendehantering, ställningstaganden och beslutsfattande.</w:t>
+      </w:r>
+    </w:p>
+    <w:p>
+      <w:r>
+        <w:rPr>
+          <w:b/>
+        </w:rPr>
+        <w:t>Spillkråka (NT, §4)</w:t>
+      </w:r>
+      <w:r>
+        <w:t xml:space="preserve"> är rödlistad som nära hotad och ingår i bilaga 1 i EU:s fågeldirektiv. Den minskar i population på grund av minskad tillgång på lämpliga bo- och födoträd och minskad födotillgång. Spillkråkans minskningstakt har uppgått till 19 (24-10) % under de senaste 15 åren. Minskningstakten för den svenska populationen bedöms vara nära gränsvärdet för Sårbar (VU) (A2bc). Skogsbruk med korta omloppstider och täta, homogena ungskogar utgör det största hotet, (SLU Artdatabanken, 2023).</w:t>
+      </w:r>
+    </w:p>
+    <w:p>
+      <w:r>
+        <w:t>I BILAGA 1 finns mer detaljerad information om ekologi samt krav på livsmiljö hos fridlysta arter.</w:t>
       </w:r>
     </w:p>
     <w:p>
@@ -297,7 +309,7 @@
     <w:r>
       <w:tab/>
       <w:tab/>
-      <w:t>2024-02-23</w:t>
+      <w:t>2024-02-24</w:t>
       <w:br/>
       <w:br/>
     </w:r>

--- a/tillsyn/A 3285-2019 tillsynsbegäran.docx
+++ b/tillsyn/A 3285-2019 tillsynsbegäran.docx
@@ -309,7 +309,7 @@
     <w:r>
       <w:tab/>
       <w:tab/>
-      <w:t>2024-02-24</w:t>
+      <w:t>2024-02-25</w:t>
       <w:br/>
       <w:br/>
     </w:r>

--- a/tillsyn/A 3285-2019 tillsynsbegäran.docx
+++ b/tillsyn/A 3285-2019 tillsynsbegäran.docx
@@ -40,7 +40,7 @@
     </w:p>
     <w:p>
       <w:r>
-        <w:t>De påträffade naturvårdsarterna är ett tydligt kvitto på att detta rör sig om en skog med mycket höga naturvärden. I Figur 1 visas en karta över det avverkningsanmälda området, där samtliga fyndplatser för naturvårdsarter som finns registrerade på Artportalen har markerats.</w:t>
+        <w:t>De påträffade naturvårdsarterna är ett tydligt kvitto på att detta rör sig om en skog med höga naturvärden. I Figur 1 visas en karta över det avverkningsanmälda området, där samtliga fyndplatser för naturvårdsarter som finns registrerade på Artportalen har markerats.</w:t>
       </w:r>
     </w:p>
     <w:p>
@@ -309,7 +309,7 @@
     <w:r>
       <w:tab/>
       <w:tab/>
-      <w:t>2024-02-25</w:t>
+      <w:t>2024-02-26</w:t>
       <w:br/>
       <w:br/>
     </w:r>

--- a/tillsyn/A 3285-2019 tillsynsbegäran.docx
+++ b/tillsyn/A 3285-2019 tillsynsbegäran.docx
@@ -309,7 +309,7 @@
     <w:r>
       <w:tab/>
       <w:tab/>
-      <w:t>2024-02-26</w:t>
+      <w:t>2024-02-27</w:t>
       <w:br/>
       <w:br/>
     </w:r>

--- a/tillsyn/A 3285-2019 tillsynsbegäran.docx
+++ b/tillsyn/A 3285-2019 tillsynsbegäran.docx
@@ -309,7 +309,7 @@
     <w:r>
       <w:tab/>
       <w:tab/>
-      <w:t>2024-02-27</w:t>
+      <w:t>2024-02-28</w:t>
       <w:br/>
       <w:br/>
     </w:r>

--- a/tillsyn/A 3285-2019 tillsynsbegäran.docx
+++ b/tillsyn/A 3285-2019 tillsynsbegäran.docx
@@ -309,7 +309,7 @@
     <w:r>
       <w:tab/>
       <w:tab/>
-      <w:t>2024-02-28</w:t>
+      <w:t>2024-02-29</w:t>
       <w:br/>
       <w:br/>
     </w:r>

--- a/tillsyn/A 3285-2019 tillsynsbegäran.docx
+++ b/tillsyn/A 3285-2019 tillsynsbegäran.docx
@@ -309,7 +309,7 @@
     <w:r>
       <w:tab/>
       <w:tab/>
-      <w:t>2024-02-29</w:t>
+      <w:t>2024-03-01</w:t>
       <w:br/>
       <w:br/>
     </w:r>

--- a/tillsyn/A 3285-2019 tillsynsbegäran.docx
+++ b/tillsyn/A 3285-2019 tillsynsbegäran.docx
@@ -309,7 +309,7 @@
     <w:r>
       <w:tab/>
       <w:tab/>
-      <w:t>2024-03-01</w:t>
+      <w:t>2024-03-02</w:t>
       <w:br/>
       <w:br/>
     </w:r>

--- a/tillsyn/A 3285-2019 tillsynsbegäran.docx
+++ b/tillsyn/A 3285-2019 tillsynsbegäran.docx
@@ -309,7 +309,7 @@
     <w:r>
       <w:tab/>
       <w:tab/>
-      <w:t>2024-03-02</w:t>
+      <w:t>2024-03-03</w:t>
       <w:br/>
       <w:br/>
     </w:r>

--- a/tillsyn/A 3285-2019 tillsynsbegäran.docx
+++ b/tillsyn/A 3285-2019 tillsynsbegäran.docx
@@ -309,7 +309,7 @@
     <w:r>
       <w:tab/>
       <w:tab/>
-      <w:t>2024-03-03</w:t>
+      <w:t>2024-03-04</w:t>
       <w:br/>
       <w:br/>
     </w:r>

--- a/tillsyn/A 3285-2019 tillsynsbegäran.docx
+++ b/tillsyn/A 3285-2019 tillsynsbegäran.docx
@@ -309,7 +309,7 @@
     <w:r>
       <w:tab/>
       <w:tab/>
-      <w:t>2024-03-04</w:t>
+      <w:t>2024-03-05</w:t>
       <w:br/>
       <w:br/>
     </w:r>

--- a/tillsyn/A 3285-2019 tillsynsbegäran.docx
+++ b/tillsyn/A 3285-2019 tillsynsbegäran.docx
@@ -309,7 +309,7 @@
     <w:r>
       <w:tab/>
       <w:tab/>
-      <w:t>2024-03-05</w:t>
+      <w:t>2024-03-06</w:t>
       <w:br/>
       <w:br/>
     </w:r>

--- a/tillsyn/A 3285-2019 tillsynsbegäran.docx
+++ b/tillsyn/A 3285-2019 tillsynsbegäran.docx
@@ -309,7 +309,7 @@
     <w:r>
       <w:tab/>
       <w:tab/>
-      <w:t>2024-03-06</w:t>
+      <w:t>2024-03-07</w:t>
       <w:br/>
       <w:br/>
     </w:r>

--- a/tillsyn/A 3285-2019 tillsynsbegäran.docx
+++ b/tillsyn/A 3285-2019 tillsynsbegäran.docx
@@ -309,7 +309,7 @@
     <w:r>
       <w:tab/>
       <w:tab/>
-      <w:t>2024-03-07</w:t>
+      <w:t>2024-03-08</w:t>
       <w:br/>
       <w:br/>
     </w:r>

--- a/tillsyn/A 3285-2019 tillsynsbegäran.docx
+++ b/tillsyn/A 3285-2019 tillsynsbegäran.docx
@@ -309,7 +309,7 @@
     <w:r>
       <w:tab/>
       <w:tab/>
-      <w:t>2024-03-08</w:t>
+      <w:t>2024-03-09</w:t>
       <w:br/>
       <w:br/>
     </w:r>

--- a/tillsyn/A 3285-2019 tillsynsbegäran.docx
+++ b/tillsyn/A 3285-2019 tillsynsbegäran.docx
@@ -309,7 +309,7 @@
     <w:r>
       <w:tab/>
       <w:tab/>
-      <w:t>2024-03-09</w:t>
+      <w:t>2024-03-10</w:t>
       <w:br/>
       <w:br/>
     </w:r>

--- a/tillsyn/A 3285-2019 tillsynsbegäran.docx
+++ b/tillsyn/A 3285-2019 tillsynsbegäran.docx
@@ -309,7 +309,7 @@
     <w:r>
       <w:tab/>
       <w:tab/>
-      <w:t>2024-03-10</w:t>
+      <w:t>2024-03-11</w:t>
       <w:br/>
       <w:br/>
     </w:r>

--- a/tillsyn/A 3285-2019 tillsynsbegäran.docx
+++ b/tillsyn/A 3285-2019 tillsynsbegäran.docx
@@ -309,7 +309,7 @@
     <w:r>
       <w:tab/>
       <w:tab/>
-      <w:t>2024-03-11</w:t>
+      <w:t>2024-03-12</w:t>
       <w:br/>
       <w:br/>
     </w:r>

--- a/tillsyn/A 3285-2019 tillsynsbegäran.docx
+++ b/tillsyn/A 3285-2019 tillsynsbegäran.docx
@@ -309,7 +309,7 @@
     <w:r>
       <w:tab/>
       <w:tab/>
-      <w:t>2024-03-12</w:t>
+      <w:t>2024-03-13</w:t>
       <w:br/>
       <w:br/>
     </w:r>
